--- a/_template-source/escritorio_privativo_francisco_rocha.docx
+++ b/_template-source/escritorio_privativo_francisco_rocha.docx
@@ -4306,7 +4306,7 @@
           <w:szCs w:val="24"/>
           <w:rtl w:val="0"/>
         </w:rPr>
-        <w:t xml:space="preserve">Curitiba/PR, {{data_assinatura}}. </w:t>
+        <w:t xml:space="preserve">{{data_assinatura}}. </w:t>
       </w:r>
     </w:p>
     <w:p>

--- a/_template-source/escritorio_privativo_francisco_rocha.docx
+++ b/_template-source/escritorio_privativo_francisco_rocha.docx
@@ -944,7 +944,7 @@
           <w:szCs w:val="24"/>
           <w:rtl w:val="0"/>
         </w:rPr>
-        <w:t xml:space="preserve">à Rua Francisco Rocha, 198 - bairro Batel</w:t>
+        <w:t xml:space="preserve">à {{endereco_cliente}}</w:t>
       </w:r>
       <w:r>
         <w:rPr>
